--- a/Analysis of the Titanic Dataset – Code Snippets & Visuals.docx
+++ b/Analysis of the Titanic Dataset – Code Snippets & Visuals.docx
@@ -20,7 +20,7 @@
     <w:p>
       <w:r>
         <w:pict w14:anchorId="2DBB1FFF">
-          <v:rect id="_x0000_i1037" style="width:0;height:1.5pt" o:hralign="center" o:hrstd="t" o:hr="t" fillcolor="#a0a0a0" stroked="f"/>
+          <v:rect id="_x0000_i1025" style="width:0;height:1.5pt" o:hralign="center" o:hrstd="t" o:hr="t" fillcolor="#a0a0a0" stroked="f"/>
         </w:pict>
       </w:r>
     </w:p>
@@ -108,7 +108,7 @@
     <w:p>
       <w:r>
         <w:pict w14:anchorId="7EC75007">
-          <v:rect id="_x0000_i1038" style="width:0;height:1.5pt" o:hralign="center" o:hrstd="t" o:hr="t" fillcolor="#a0a0a0" stroked="f"/>
+          <v:rect id="_x0000_i1026" style="width:0;height:1.5pt" o:hralign="center" o:hrstd="t" o:hr="t" fillcolor="#a0a0a0" stroked="f"/>
         </w:pict>
       </w:r>
     </w:p>
@@ -125,7 +125,13 @@
       </w:r>
       <w:r>
         <w:br/>
-        <w:t>This project delves into the famous Titanic dataset to uncover patterns and insights related to passenger survival. By conducting thorough data preprocessing, exploratory data analysis (EDA), and building a machine learning model, this project showcases the practical application of data science and machine learning methodologies. The results highlight significant factors influencing survival and demonstrate the effectiveness of a Random Forest Classifier in predicting outcomes.</w:t>
+        <w:t xml:space="preserve">This project </w:t>
+      </w:r>
+      <w:r>
+        <w:t>covers</w:t>
+      </w:r>
+      <w:r>
+        <w:t xml:space="preserve"> the famous Titanic dataset to uncover patterns and insights related to passenger survival. By conducting thorough data preprocessing, exploratory data analysis (EDA), and building a machine learning model, this project showcases the practical application of data science and machine learning methodologies. The results highlight significant factors influencing survival and demonstrate the effectiveness of a Random Forest Classifier in predicting outcomes.</w:t>
       </w:r>
     </w:p>
     <w:p/>
@@ -177,13 +183,7 @@
         <w:t xml:space="preserve">Overview: </w:t>
       </w:r>
       <w:r>
-        <w:t>The Titanic disaster remains one of the most well-known and studied historical events.</w:t>
-      </w:r>
-      <w:r>
-        <w:t xml:space="preserve"> </w:t>
-      </w:r>
-      <w:r>
-        <w:t>Analyzing the Titanic dataset provides valuable insights into the factors that contributed to the survival of passengers. This document presents an overview of my comprehensive analysis, covering data preprocessing, exploratory data analysis (EDA), feature engineering, and the development of a predictive model using machine learning techniques.</w:t>
+        <w:t>The Titanic disaster remains one of the most well-known and studied historical events. Analyzing the Titanic dataset provides valuable insights into the factors that contributed to the survival of passengers. This document presents an overview of my comprehensive analysis, covering data preprocessing, exploratory data analysis (EDA), feature engineering, and the development of a predictive model using machine learning techniques.</w:t>
       </w:r>
     </w:p>
     <w:p>
@@ -428,7 +428,7 @@
           <w:i/>
           <w:iCs/>
         </w:rPr>
-        <w:t>After thorough data analysis, I built a Random Forest Classifier to predict survival outcomes with notable accuracy. Below is a snippet of the training process.</w:t>
+        <w:t xml:space="preserve">After thorough data analysis, I built a Random Forest Classifier to predict survival outcomes with notable accuracy. </w:t>
       </w:r>
     </w:p>
     <w:p>
@@ -1531,6 +1531,7 @@
   <w:style w:type="character" w:default="1" w:styleId="DefaultParagraphFont">
     <w:name w:val="Default Paragraph Font"/>
     <w:uiPriority w:val="1"/>
+    <w:semiHidden/>
     <w:unhideWhenUsed/>
   </w:style>
   <w:style w:type="table" w:default="1" w:styleId="TableNormal">
